--- a/data/Sample document KG.docx
+++ b/data/Sample document KG.docx
@@ -142,15 +142,17 @@
           <w:sz w:val="24"/>
           <w:szCs w:val="24"/>
         </w:rPr>
-        <w:t xml:space="preserve">India signed a </w:t>
+        <w:t>India signed the Treaty of Peace, Friendship and Cooperation in 1971 with the Soviet Union</w:t>
       </w:r>
       <w:r>
         <w:rPr>
           <w:rFonts w:ascii="Times New Roman" w:hAnsi="Times New Roman" w:cs="Times New Roman"/>
-          <w:sz w:val="24"/>
-          <w:szCs w:val="24"/>
-        </w:rPr>
-        <w:t>document with France.</w:t>
+          <w:b/>
+          <w:bCs/>
+          <w:sz w:val="24"/>
+          <w:szCs w:val="24"/>
+        </w:rPr>
+        <w:t>.</w:t>
       </w:r>
     </w:p>
     <w:sectPr>
@@ -769,6 +771,7 @@
   <w:style w:type="character" w:default="1" w:styleId="DefaultParagraphFont">
     <w:name w:val="Default Paragraph Font"/>
     <w:uiPriority w:val="1"/>
+    <w:semiHidden/>
     <w:unhideWhenUsed/>
   </w:style>
   <w:style w:type="table" w:default="1" w:styleId="TableNormal">
@@ -1391,4 +1394,16 @@
     </a:ext>
   </a:extLst>
 </a:theme>
+</file>
+
+<file path=customXml/item1.xml><?xml version="1.0" encoding="utf-8"?>
+<b:Sources xmlns:b="http://schemas.openxmlformats.org/officeDocument/2006/bibliography" xmlns="http://schemas.openxmlformats.org/officeDocument/2006/bibliography" SelectedStyle="\APASixthEditionOfficeOnline.xsl" StyleName="APA" Version="6"/>
+</file>
+
+<file path=customXml/itemProps1.xml><?xml version="1.0" encoding="utf-8"?>
+<ds:datastoreItem xmlns:ds="http://schemas.openxmlformats.org/officeDocument/2006/customXml" ds:itemID="{7030FFCF-6E38-4B36-8698-0C79C83FBE9D}">
+  <ds:schemaRefs>
+    <ds:schemaRef ds:uri="http://schemas.openxmlformats.org/officeDocument/2006/bibliography"/>
+  </ds:schemaRefs>
+</ds:datastoreItem>
 </file>